--- a/data/ai_paras/AI_para_69.docx
+++ b/data/ai_paras/AI_para_69.docx
@@ -4,7 +4,7 @@
   <w:body>
     <w:p>
       <w:r>
-        <w:t>The contemporary global landscape is characterized by rapid technological advancements and increased globalization, leading to profound shifts in job markets worldwide. Technological innovations, particularly those associated with the Fourth Industrial Revolution, are transforming industries and altering the skills needed for workforce success (Ref-u591588). Globalization has further intensified competition and collaboration across borders, necessitating a workforce that is not only skilled but also culturally competent and adaptable. These changes demand a reevaluation of workforce strategies, as businesses must now prioritize digital literacy, critical thinking, and continuous learning to remain competitive (Ref-u591588). As the world continues to evolve, understanding and adapting to these shifts will be crucial for both educational institutions and future professionals in meeting the demands of an increasingly complex and interconnected global economy.</w:t>
+        <w:t>In an era marked by rapid advancements and evolving challenges, preparing students for long-term success in the workforce has become a critical educational objective. The dynamic nature of today's job market, propelled by technological innovations and globalization, demands a proactive approach in equipping future professionals with the skills necessary to thrive. As industries transform, the skills required for success are also shifting, necessitating a reevaluation of educational methods and curricula. The best educational institutions are adopting innovative strategies to ensure that students are not only prepared for current demands but are also adaptable to future changes. This essay explores the crucial skills and qualities for professional success, examines how leading schools prepare their students, and envisions the workforce landscape twenty years from now.</w:t>
       </w:r>
     </w:p>
     <w:sectPr>
